--- a/arb/docx/65.content.docx
+++ b/arb/docx/65.content.docx
@@ -32,29 +32,12 @@
     </w:p>
     <w:p>
       <w:pPr>
-        <w:pStyle w:val="Heading2"/>
         <w:bidi/>
       </w:pPr>
       <w:r>
         <w:rPr>
           <w:lang w:val="ar_AE" w:bidi="ar_AE"/>
         </w:rPr>
-        <w:t>License Information</w:t>
-      </w:r>
-      <w:r>
-        <w:rPr>
-          <w:lang w:val="ar_AE" w:bidi="ar_AE"/>
-        </w:rPr>
-      </w:r>
-    </w:p>
-    <w:p>
-      <w:pPr>
-        <w:bidi/>
-      </w:pPr>
-      <w:r>
-        <w:rPr>
-          <w:lang w:val="ar_AE" w:bidi="ar_AE"/>
-        </w:rPr>
       </w:r>
       <w:r>
         <w:rPr>
@@ -67,13 +50,7 @@
         <w:rPr>
           <w:lang w:val="ar_AE" w:bidi="ar_AE"/>
         </w:rPr>
-        <w:t xml:space="preserve"> (Arabic) is based on</w:t>
-      </w:r>
-      <w:r>
-        <w:rPr>
-          <w:lang w:val="ar_AE" w:bidi="ar_AE"/>
-        </w:rPr>
-        <w:t xml:space="preserve">: </w:t>
+        <w:t xml:space="preserve"> (Arabic) is based on: </w:t>
       </w:r>
       <w:r>
         <w:rPr>
@@ -200,21 +177,6 @@
         <w:pStyle w:val="Heading2"/>
         <w:bidi/>
       </w:pPr>
-      <w:r>
-        <w:rPr>
-          <w:lang w:val="ar_AE" w:bidi="ar_AE"/>
-        </w:rPr>
-      </w:r>
-    </w:p>
-    <w:p>
-      <w:pPr>
-        <w:bidi/>
-      </w:pPr>
-      <w:r>
-        <w:rPr>
-          <w:lang w:val="ar_AE" w:bidi="ar_AE"/>
-        </w:rPr>
-      </w:r>
       <w:r>
         <w:rPr>
           <w:lang w:val="ar_AE" w:bidi="ar_AE"/>

--- a/arb/docx/65.content.docx
+++ b/arb/docx/65.content.docx
@@ -9,6 +9,8 @@
       </w:pPr>
       <w:r>
         <w:rPr>
+          <w:rtl/>
+          <w:cs/>
           <w:lang w:val="ar_AE" w:bidi="ar_AE"/>
         </w:rPr>
       </w:r>
@@ -20,12 +22,16 @@
       </w:pPr>
       <w:r>
         <w:rPr>
+          <w:rtl/>
+          <w:cs/>
           <w:lang w:val="ar_AE" w:bidi="ar_AE"/>
         </w:rPr>
         <w:t>Resource: Arabic Van Dyck Bible</w:t>
       </w:r>
       <w:r>
         <w:rPr>
+          <w:rtl/>
+          <w:cs/>
           <w:lang w:val="ar_AE" w:bidi="ar_AE"/>
         </w:rPr>
       </w:r>
@@ -36,37 +42,33 @@
       </w:pPr>
       <w:r>
         <w:rPr>
+          <w:rtl/>
+          <w:cs/>
           <w:lang w:val="ar_AE" w:bidi="ar_AE"/>
         </w:rPr>
       </w:r>
       <w:r>
         <w:rPr>
           <w:b/>
+          <w:rtl/>
+          <w:cs/>
           <w:lang w:val="ar_AE" w:bidi="ar_AE"/>
         </w:rPr>
         <w:t>Arabic Van Dyck Bible</w:t>
       </w:r>
       <w:r>
         <w:rPr>
-          <w:lang w:val="ar_AE" w:bidi="ar_AE"/>
-        </w:rPr>
-        <w:t xml:space="preserve"> (Arabic) is based on: </w:t>
-      </w:r>
-      <w:r>
-        <w:rPr>
-          <w:lang w:val="ar_AE" w:bidi="ar_AE"/>
-        </w:rPr>
-        <w:t>Van Dyck Bible</w:t>
-      </w:r>
-      <w:r>
-        <w:rPr>
-          <w:lang w:val="ar_AE" w:bidi="ar_AE"/>
-        </w:rPr>
-        <w:t xml:space="preserve">, </w:t>
+          <w:rtl/>
+          <w:cs/>
+          <w:lang w:val="ar_AE" w:bidi="ar_AE"/>
+        </w:rPr>
+        <w:t xml:space="preserve"> © </w:t>
       </w:r>
       <w:hyperlink r:id="rId13">
         <w:r>
           <w:rPr>
+            <w:rtl/>
+            <w:cs/>
             <w:lang w:val="ar_AE" w:bidi="ar_AE"/>
           </w:rPr>
           <w:rPr>
@@ -78,13 +80,17 @@
       </w:hyperlink>
       <w:r>
         <w:rPr>
-          <w:lang w:val="ar_AE" w:bidi="ar_AE"/>
-        </w:rPr>
-        <w:t xml:space="preserve">, None, which is licensed under a </w:t>
+          <w:rtl/>
+          <w:cs/>
+          <w:lang w:val="ar_AE" w:bidi="ar_AE"/>
+        </w:rPr>
+        <w:t xml:space="preserve">, licensed under a </w:t>
       </w:r>
       <w:hyperlink r:id="rId14">
         <w:r>
           <w:rPr>
+            <w:rtl/>
+            <w:cs/>
             <w:lang w:val="ar_AE" w:bidi="ar_AE"/>
           </w:rPr>
           <w:rPr>
@@ -96,49 +102,36 @@
       </w:hyperlink>
       <w:r>
         <w:rPr>
+          <w:rtl/>
+          <w:cs/>
           <w:lang w:val="ar_AE" w:bidi="ar_AE"/>
         </w:rPr>
         <w:t>.</w:t>
       </w:r>
       <w:r>
         <w:rPr>
+          <w:rtl/>
+          <w:cs/>
+          <w:lang w:val="ar_AE" w:bidi="ar_AE"/>
+        </w:rPr>
+      </w:r>
+      <w:r>
+        <w:rPr>
+          <w:rtl/>
+          <w:cs/>
           <w:lang w:val="ar_AE" w:bidi="ar_AE"/>
         </w:rPr>
       </w:r>
     </w:p>
     <w:p>
       <w:pPr>
-        <w:bidi/>
-      </w:pPr>
-      <w:r>
-        <w:rPr>
-          <w:lang w:val="ar_AE" w:bidi="ar_AE"/>
-        </w:rPr>
-      </w:r>
-      <w:r>
-        <w:rPr>
-          <w:lang w:val="ar_AE" w:bidi="ar_AE"/>
-        </w:rPr>
-        <w:t>This PDF version is provided under the same license.</w:t>
-      </w:r>
-      <w:r>
-        <w:rPr>
-          <w:lang w:val="ar_AE" w:bidi="ar_AE"/>
-        </w:rPr>
-      </w:r>
-      <w:r>
-        <w:rPr>
-          <w:lang w:val="ar_AE" w:bidi="ar_AE"/>
-        </w:rPr>
-      </w:r>
-    </w:p>
-    <w:p>
-      <w:pPr>
         <w:pStyle w:val="Heading1"/>
         <w:bidi/>
       </w:pPr>
       <w:r>
         <w:rPr>
+          <w:rtl/>
+          <w:cs/>
           <w:lang w:val="ar_AE" w:bidi="ar_AE"/>
         </w:rPr>
         <w:t>Arabic Van Dyck Bible</w:t>
@@ -168,6 +161,8 @@
       </w:pPr>
       <w:r>
         <w:rPr>
+          <w:rtl/>
+          <w:cs/>
           <w:lang w:val="ar_AE" w:bidi="ar_AE"/>
         </w:rPr>
       </w:r>
@@ -179,6 +174,8 @@
       </w:pPr>
       <w:r>
         <w:rPr>
+          <w:rtl/>
+          <w:cs/>
           <w:lang w:val="ar_AE" w:bidi="ar_AE"/>
         </w:rPr>
       </w:r>
@@ -189,22 +186,30 @@
       </w:pPr>
       <w:r>
         <w:rPr>
-          <w:lang w:val="ar_AE" w:bidi="ar_AE"/>
-        </w:rPr>
-      </w:r>
-      <w:r>
-        <w:rPr>
+          <w:rtl/>
+          <w:cs/>
+          <w:lang w:val="ar_AE" w:bidi="ar_AE"/>
+        </w:rPr>
+      </w:r>
+      <w:r>
+        <w:rPr>
+          <w:rtl/>
+          <w:cs/>
           <w:lang w:val="ar_AE" w:bidi="ar_AE"/>
         </w:rPr>
         <w:t xml:space="preserve"> </w:t>
       </w:r>
       <w:r>
         <w:rPr>
-          <w:lang w:val="ar_AE" w:bidi="ar_AE"/>
-        </w:rPr>
-      </w:r>
-      <w:r>
-        <w:rPr>
+          <w:rtl/>
+          <w:cs/>
+          <w:lang w:val="ar_AE" w:bidi="ar_AE"/>
+        </w:rPr>
+      </w:r>
+      <w:r>
+        <w:rPr>
+          <w:rtl/>
+          <w:cs/>
           <w:lang w:val="ar_AE" w:bidi="ar_AE"/>
         </w:rPr>
       </w:r>
@@ -226,29 +231,52 @@
     </w:p>
     <w:p>
       <w:pPr>
+        <w:pStyle w:val="Heading2"/>
         <w:bidi/>
       </w:pPr>
       <w:r>
         <w:rPr>
+          <w:rtl/>
+          <w:cs/>
+          <w:lang w:val="ar_AE" w:bidi="ar_AE"/>
+        </w:rPr>
+        <w:t>Jude 1:1</w:t>
+      </w:r>
+      <w:r>
+        <w:rPr>
+          <w:rtl/>
+          <w:cs/>
           <w:lang w:val="ar_AE" w:bidi="ar_AE"/>
         </w:rPr>
       </w:r>
     </w:p>
     <w:p>
       <w:pPr>
-        <w:pStyle w:val="Heading2"/>
         <w:bidi/>
       </w:pPr>
       <w:r>
         <w:rPr>
-          <w:lang w:val="ar_AE" w:bidi="ar_AE"/>
-        </w:rPr>
-        <w:t>Jude 1:1</w:t>
-      </w:r>
-      <w:r>
-        <w:rPr>
-          <w:lang w:val="ar_AE" w:bidi="ar_AE"/>
-        </w:rPr>
+          <w:rtl/>
+          <w:cs/>
+          <w:lang w:val="ar_AE" w:bidi="ar_AE"/>
+        </w:rPr>
+      </w:r>
+      <w:r>
+        <w:rPr>
+          <w:vertAlign w:val="superscript"/>
+          <w:rtl/>
+          <w:cs/>
+          <w:lang w:val="ar_AE" w:bidi="ar_AE"/>
+        </w:rPr>
+        <w:t>1</w:t>
+      </w:r>
+      <w:r>
+        <w:rPr>
+          <w:rtl/>
+          <w:cs/>
+          <w:lang w:val="ar_AE" w:bidi="ar_AE"/>
+        </w:rPr>
+        <w:t xml:space="preserve"> يَهُوذَا، عَبْدُ يَسُوعَ ٱلْمَسِيحِ، وَأَخُو يَعْقُوبَ، إِلَى ٱلْمَدْعُوِّينَ ٱلْمُقَدَّسِينَ فِي ٱللهِ ٱلْآبِ، وَٱلْمَحْفُوظِينَ لِيَسُوعَ ٱلْمَسِيحِ:</w:t>
       </w:r>
     </w:p>
     <w:p>
@@ -257,31 +285,27 @@
       </w:pPr>
       <w:r>
         <w:rPr>
+          <w:rtl/>
+          <w:cs/>
           <w:lang w:val="ar_AE" w:bidi="ar_AE"/>
         </w:rPr>
       </w:r>
       <w:r>
         <w:rPr>
           <w:vertAlign w:val="superscript"/>
-          <w:lang w:val="ar_AE" w:bidi="ar_AE"/>
-        </w:rPr>
-        <w:t>1</w:t>
-      </w:r>
-      <w:r>
-        <w:rPr>
-          <w:lang w:val="ar_AE" w:bidi="ar_AE"/>
-        </w:rPr>
-        <w:t xml:space="preserve"> يَهُوذَا، عَبْدُ يَسُوعَ ٱلْمَسِيحِ، وَأَخُو يَعْقُوبَ، إِلَى ٱلْمَدْعُوِّينَ ٱلْمُقَدَّسِينَ فِي ٱللهِ ٱلْآبِ، وَٱلْمَحْفُوظِينَ لِيَسُوعَ ٱلْمَسِيحِ:</w:t>
-      </w:r>
-      <w:r>
-        <w:rPr>
-          <w:lang w:val="ar_AE" w:bidi="ar_AE"/>
-        </w:rPr>
-      </w:r>
-      <w:r>
-        <w:rPr>
-          <w:lang w:val="ar_AE" w:bidi="ar_AE"/>
-        </w:rPr>
+          <w:rtl/>
+          <w:cs/>
+          <w:lang w:val="ar_AE" w:bidi="ar_AE"/>
+        </w:rPr>
+        <w:t>2</w:t>
+      </w:r>
+      <w:r>
+        <w:rPr>
+          <w:rtl/>
+          <w:cs/>
+          <w:lang w:val="ar_AE" w:bidi="ar_AE"/>
+        </w:rPr>
+        <w:t xml:space="preserve"> لِتَكْثُرْ لَكُمُ ٱلرَّحْمَةُ وَٱلسَّلَامُ وَٱلْمَحَبَّةُ.</w:t>
       </w:r>
     </w:p>
     <w:p>
@@ -290,8 +314,27 @@
       </w:pPr>
       <w:r>
         <w:rPr>
-          <w:lang w:val="ar_AE" w:bidi="ar_AE"/>
-        </w:rPr>
+          <w:rtl/>
+          <w:cs/>
+          <w:lang w:val="ar_AE" w:bidi="ar_AE"/>
+        </w:rPr>
+      </w:r>
+      <w:r>
+        <w:rPr>
+          <w:vertAlign w:val="superscript"/>
+          <w:rtl/>
+          <w:cs/>
+          <w:lang w:val="ar_AE" w:bidi="ar_AE"/>
+        </w:rPr>
+        <w:t>3</w:t>
+      </w:r>
+      <w:r>
+        <w:rPr>
+          <w:rtl/>
+          <w:cs/>
+          <w:lang w:val="ar_AE" w:bidi="ar_AE"/>
+        </w:rPr>
+        <w:t xml:space="preserve"> أَيُّهَا ٱلْأَحِبَّاءُ، إِذْ كُنْتُ أَصْنَعُ كُلَّ ٱلْجَهْدِ لِأَكْتُبَ إِلَيْكُمْ عَنِ ٱلْخَلَاصِ ٱلْمُشْتَرَكِ، ٱضْطُرِرْتُ أَنْ أَكْتُبَ إِلَيْكُمْ وَاعِظًا أَنْ تَجْتَهِدُوا لِأَجْلِ ٱلْإِيمَانِ ٱلْمُسَلَّمِ مَرَّةً لِلْقِدِّيسِينَ.</w:t>
       </w:r>
     </w:p>
     <w:p>
@@ -300,31 +343,27 @@
       </w:pPr>
       <w:r>
         <w:rPr>
+          <w:rtl/>
+          <w:cs/>
           <w:lang w:val="ar_AE" w:bidi="ar_AE"/>
         </w:rPr>
       </w:r>
       <w:r>
         <w:rPr>
           <w:vertAlign w:val="superscript"/>
-          <w:lang w:val="ar_AE" w:bidi="ar_AE"/>
-        </w:rPr>
-        <w:t>2</w:t>
-      </w:r>
-      <w:r>
-        <w:rPr>
-          <w:lang w:val="ar_AE" w:bidi="ar_AE"/>
-        </w:rPr>
-        <w:t xml:space="preserve"> لِتَكْثُرْ لَكُمُ ٱلرَّحْمَةُ وَٱلسَّلَامُ وَٱلْمَحَبَّةُ.</w:t>
-      </w:r>
-      <w:r>
-        <w:rPr>
-          <w:lang w:val="ar_AE" w:bidi="ar_AE"/>
-        </w:rPr>
-      </w:r>
-      <w:r>
-        <w:rPr>
-          <w:lang w:val="ar_AE" w:bidi="ar_AE"/>
-        </w:rPr>
+          <w:rtl/>
+          <w:cs/>
+          <w:lang w:val="ar_AE" w:bidi="ar_AE"/>
+        </w:rPr>
+        <w:t>4</w:t>
+      </w:r>
+      <w:r>
+        <w:rPr>
+          <w:rtl/>
+          <w:cs/>
+          <w:lang w:val="ar_AE" w:bidi="ar_AE"/>
+        </w:rPr>
+        <w:t xml:space="preserve"> لِأَنَّهُ دَخَلَ خُلْسَةً أُنَاسٌ قَدْ كُتِبُوا مُنْذُ ٱلْقَدِيمِ لِهَذِهِ ٱلدَّيْنُونَةِ، فُجَّارٌ، يُحَوِّلُونَ نِعْمَةَ إِلَهِنَا إِلَى ٱلدَّعَارَةِ، وَيُنْكِرُونَ: ٱلسَّيِّدَ ٱلْوَحِيدَ ٱللهَ وَرَبَّنَا يَسُوعَ ٱلْمَسِيحَ.</w:t>
       </w:r>
     </w:p>
     <w:p>
@@ -333,8 +372,27 @@
       </w:pPr>
       <w:r>
         <w:rPr>
-          <w:lang w:val="ar_AE" w:bidi="ar_AE"/>
-        </w:rPr>
+          <w:rtl/>
+          <w:cs/>
+          <w:lang w:val="ar_AE" w:bidi="ar_AE"/>
+        </w:rPr>
+      </w:r>
+      <w:r>
+        <w:rPr>
+          <w:vertAlign w:val="superscript"/>
+          <w:rtl/>
+          <w:cs/>
+          <w:lang w:val="ar_AE" w:bidi="ar_AE"/>
+        </w:rPr>
+        <w:t>5</w:t>
+      </w:r>
+      <w:r>
+        <w:rPr>
+          <w:rtl/>
+          <w:cs/>
+          <w:lang w:val="ar_AE" w:bidi="ar_AE"/>
+        </w:rPr>
+        <w:t xml:space="preserve"> فَأُرِيدُ أَنْ أُذَكِّرَكُمْ، وَلَوْ عَلِمْتُمْ هَذَا مَرَّةً، أَنَّ ٱلرَّبَّ بَعْدَمَا خَلَّصَ ٱلشَّعْبَ مِنْ أَرْضِ مِصْرَ، أَهْلَكَ أَيْضًا ٱلَّذِينَ لَمْ يُؤْمِنُوا.</w:t>
       </w:r>
     </w:p>
     <w:p>
@@ -343,31 +401,27 @@
       </w:pPr>
       <w:r>
         <w:rPr>
+          <w:rtl/>
+          <w:cs/>
           <w:lang w:val="ar_AE" w:bidi="ar_AE"/>
         </w:rPr>
       </w:r>
       <w:r>
         <w:rPr>
           <w:vertAlign w:val="superscript"/>
-          <w:lang w:val="ar_AE" w:bidi="ar_AE"/>
-        </w:rPr>
-        <w:t>3</w:t>
-      </w:r>
-      <w:r>
-        <w:rPr>
-          <w:lang w:val="ar_AE" w:bidi="ar_AE"/>
-        </w:rPr>
-        <w:t xml:space="preserve"> أَيُّهَا ٱلْأَحِبَّاءُ، إِذْ كُنْتُ أَصْنَعُ كُلَّ ٱلْجَهْدِ لِأَكْتُبَ إِلَيْكُمْ عَنِ ٱلْخَلَاصِ ٱلْمُشْتَرَكِ، ٱضْطُرِرْتُ أَنْ أَكْتُبَ إِلَيْكُمْ وَاعِظًا أَنْ تَجْتَهِدُوا لِأَجْلِ ٱلْإِيمَانِ ٱلْمُسَلَّمِ مَرَّةً لِلْقِدِّيسِينَ.</w:t>
-      </w:r>
-      <w:r>
-        <w:rPr>
-          <w:lang w:val="ar_AE" w:bidi="ar_AE"/>
-        </w:rPr>
-      </w:r>
-      <w:r>
-        <w:rPr>
-          <w:lang w:val="ar_AE" w:bidi="ar_AE"/>
-        </w:rPr>
+          <w:rtl/>
+          <w:cs/>
+          <w:lang w:val="ar_AE" w:bidi="ar_AE"/>
+        </w:rPr>
+        <w:t>6</w:t>
+      </w:r>
+      <w:r>
+        <w:rPr>
+          <w:rtl/>
+          <w:cs/>
+          <w:lang w:val="ar_AE" w:bidi="ar_AE"/>
+        </w:rPr>
+        <w:t xml:space="preserve"> وَٱلْمَلَائِكَةُ ٱلَّذِينَ لَمْ يَحْفَظُوا رِيَاسَتَهُمْ، بَلْ تَرَكُوا مَسْكَنَهُمْ حَفِظَهُمْ إِلَى دَيْنُونَةِ ٱلْيَوْمِ ٱلْعَظِيمِ بِقُيُودٍ أَبَدِيَّةٍ تَحْتَ ٱلظَّلَامِ.</w:t>
       </w:r>
     </w:p>
     <w:p>
@@ -376,8 +430,27 @@
       </w:pPr>
       <w:r>
         <w:rPr>
-          <w:lang w:val="ar_AE" w:bidi="ar_AE"/>
-        </w:rPr>
+          <w:rtl/>
+          <w:cs/>
+          <w:lang w:val="ar_AE" w:bidi="ar_AE"/>
+        </w:rPr>
+      </w:r>
+      <w:r>
+        <w:rPr>
+          <w:vertAlign w:val="superscript"/>
+          <w:rtl/>
+          <w:cs/>
+          <w:lang w:val="ar_AE" w:bidi="ar_AE"/>
+        </w:rPr>
+        <w:t>7</w:t>
+      </w:r>
+      <w:r>
+        <w:rPr>
+          <w:rtl/>
+          <w:cs/>
+          <w:lang w:val="ar_AE" w:bidi="ar_AE"/>
+        </w:rPr>
+        <w:t xml:space="preserve"> كَمَا أَنَّ سَدُومَ وَعَمُورَةَ وَٱلْمُدُنَ ٱلَّتِي حَوْلَهُمَا، إِذْ زَنَتْ عَلَى طَرِيقٍ مِثْلِهِمَا، وَمَضَتْ وَرَاءَ جَسَدٍ آخَرَ، جُعِلَتْ عِبْرَةً، مُكَابِدَةً عِقَابَ نَارٍ أَبَدِيَّةٍ.</w:t>
       </w:r>
     </w:p>
     <w:p>
@@ -386,31 +459,27 @@
       </w:pPr>
       <w:r>
         <w:rPr>
+          <w:rtl/>
+          <w:cs/>
           <w:lang w:val="ar_AE" w:bidi="ar_AE"/>
         </w:rPr>
       </w:r>
       <w:r>
         <w:rPr>
           <w:vertAlign w:val="superscript"/>
-          <w:lang w:val="ar_AE" w:bidi="ar_AE"/>
-        </w:rPr>
-        <w:t>4</w:t>
-      </w:r>
-      <w:r>
-        <w:rPr>
-          <w:lang w:val="ar_AE" w:bidi="ar_AE"/>
-        </w:rPr>
-        <w:t xml:space="preserve"> لِأَنَّهُ دَخَلَ خُلْسَةً أُنَاسٌ قَدْ كُتِبُوا مُنْذُ ٱلْقَدِيمِ لِهَذِهِ ٱلدَّيْنُونَةِ، فُجَّارٌ، يُحَوِّلُونَ نِعْمَةَ إِلَهِنَا إِلَى ٱلدَّعَارَةِ، وَيُنْكِرُونَ: ٱلسَّيِّدَ ٱلْوَحِيدَ ٱللهَ وَرَبَّنَا يَسُوعَ ٱلْمَسِيحَ.</w:t>
-      </w:r>
-      <w:r>
-        <w:rPr>
-          <w:lang w:val="ar_AE" w:bidi="ar_AE"/>
-        </w:rPr>
-      </w:r>
-      <w:r>
-        <w:rPr>
-          <w:lang w:val="ar_AE" w:bidi="ar_AE"/>
-        </w:rPr>
+          <w:rtl/>
+          <w:cs/>
+          <w:lang w:val="ar_AE" w:bidi="ar_AE"/>
+        </w:rPr>
+        <w:t>8</w:t>
+      </w:r>
+      <w:r>
+        <w:rPr>
+          <w:rtl/>
+          <w:cs/>
+          <w:lang w:val="ar_AE" w:bidi="ar_AE"/>
+        </w:rPr>
+        <w:t xml:space="preserve"> وَلَكِنْ كَذَلِكَ هَؤُلَاءِ أَيْضًا، ٱلْمُحْتَلِمُونَ، يُنَجِّسُونَ ٱلْجَسَدَ، وَيَتَهَاوَنُونَ بِٱلسِّيَادَةِ، وَيَفْتَرُونَ عَلَى ذَوِي ٱلْأَمْجَادِ.</w:t>
       </w:r>
     </w:p>
     <w:p>
@@ -419,8 +488,27 @@
       </w:pPr>
       <w:r>
         <w:rPr>
-          <w:lang w:val="ar_AE" w:bidi="ar_AE"/>
-        </w:rPr>
+          <w:rtl/>
+          <w:cs/>
+          <w:lang w:val="ar_AE" w:bidi="ar_AE"/>
+        </w:rPr>
+      </w:r>
+      <w:r>
+        <w:rPr>
+          <w:vertAlign w:val="superscript"/>
+          <w:rtl/>
+          <w:cs/>
+          <w:lang w:val="ar_AE" w:bidi="ar_AE"/>
+        </w:rPr>
+        <w:t>9</w:t>
+      </w:r>
+      <w:r>
+        <w:rPr>
+          <w:rtl/>
+          <w:cs/>
+          <w:lang w:val="ar_AE" w:bidi="ar_AE"/>
+        </w:rPr>
+        <w:t xml:space="preserve"> وَأَمَّا مِيخَائِيلُ رَئِيسُ ٱلْمَلَائِكَةِ، فَلَمَّا خَاصَمَ إِبْلِيسَ مُحَاجًّا عَنْ جَسَدِ مُوسَى، لَمْ يَجْسُرْ أَنْ يُورِدَ حُكْمَ ٱفْتِرَاءٍ، بَلْ قَالَ: «لِيَنْتَهِرْكَ ٱلرَّبُّ!».</w:t>
       </w:r>
     </w:p>
     <w:p>
@@ -429,31 +517,27 @@
       </w:pPr>
       <w:r>
         <w:rPr>
+          <w:rtl/>
+          <w:cs/>
           <w:lang w:val="ar_AE" w:bidi="ar_AE"/>
         </w:rPr>
       </w:r>
       <w:r>
         <w:rPr>
           <w:vertAlign w:val="superscript"/>
-          <w:lang w:val="ar_AE" w:bidi="ar_AE"/>
-        </w:rPr>
-        <w:t>5</w:t>
-      </w:r>
-      <w:r>
-        <w:rPr>
-          <w:lang w:val="ar_AE" w:bidi="ar_AE"/>
-        </w:rPr>
-        <w:t xml:space="preserve"> فَأُرِيدُ أَنْ أُذَكِّرَكُمْ، وَلَوْ عَلِمْتُمْ هَذَا مَرَّةً، أَنَّ ٱلرَّبَّ بَعْدَمَا خَلَّصَ ٱلشَّعْبَ مِنْ أَرْضِ مِصْرَ، أَهْلَكَ أَيْضًا ٱلَّذِينَ لَمْ يُؤْمِنُوا.</w:t>
-      </w:r>
-      <w:r>
-        <w:rPr>
-          <w:lang w:val="ar_AE" w:bidi="ar_AE"/>
-        </w:rPr>
-      </w:r>
-      <w:r>
-        <w:rPr>
-          <w:lang w:val="ar_AE" w:bidi="ar_AE"/>
-        </w:rPr>
+          <w:rtl/>
+          <w:cs/>
+          <w:lang w:val="ar_AE" w:bidi="ar_AE"/>
+        </w:rPr>
+        <w:t>10</w:t>
+      </w:r>
+      <w:r>
+        <w:rPr>
+          <w:rtl/>
+          <w:cs/>
+          <w:lang w:val="ar_AE" w:bidi="ar_AE"/>
+        </w:rPr>
+        <w:t xml:space="preserve"> وَلَكِنَّ هَؤُلَاءِ يَفْتَرُونَ عَلَى مَا لَا يَعْلَمُونَ. وَأَمَّا مَا يَفْهَمُونَهُ بِٱلطَّبِيعَةِ، كَٱلْحَيَوَانَاتِ غَيْرِ ٱلنَّاطِقَةِ، فَفِي ذَلِكَ يَفْسُدُونَ.</w:t>
       </w:r>
     </w:p>
     <w:p>
@@ -462,8 +546,27 @@
       </w:pPr>
       <w:r>
         <w:rPr>
-          <w:lang w:val="ar_AE" w:bidi="ar_AE"/>
-        </w:rPr>
+          <w:rtl/>
+          <w:cs/>
+          <w:lang w:val="ar_AE" w:bidi="ar_AE"/>
+        </w:rPr>
+      </w:r>
+      <w:r>
+        <w:rPr>
+          <w:vertAlign w:val="superscript"/>
+          <w:rtl/>
+          <w:cs/>
+          <w:lang w:val="ar_AE" w:bidi="ar_AE"/>
+        </w:rPr>
+        <w:t>11</w:t>
+      </w:r>
+      <w:r>
+        <w:rPr>
+          <w:rtl/>
+          <w:cs/>
+          <w:lang w:val="ar_AE" w:bidi="ar_AE"/>
+        </w:rPr>
+        <w:t xml:space="preserve"> وَيْلٌ لَهُمْ! لِأَنَّهُمْ سَلَكُوا طَرِيقَ قَايِينَ، وَٱنْصَبُّوا إِلَى ضَلَالَةِ بَلْعَامَ لِأَجْلِ أُجْرَةٍ، وَهَلَكُوا فِي مُشَاجَرَةِ قُورَحَ.</w:t>
       </w:r>
     </w:p>
     <w:p>
@@ -472,31 +575,27 @@
       </w:pPr>
       <w:r>
         <w:rPr>
+          <w:rtl/>
+          <w:cs/>
           <w:lang w:val="ar_AE" w:bidi="ar_AE"/>
         </w:rPr>
       </w:r>
       <w:r>
         <w:rPr>
           <w:vertAlign w:val="superscript"/>
-          <w:lang w:val="ar_AE" w:bidi="ar_AE"/>
-        </w:rPr>
-        <w:t>6</w:t>
-      </w:r>
-      <w:r>
-        <w:rPr>
-          <w:lang w:val="ar_AE" w:bidi="ar_AE"/>
-        </w:rPr>
-        <w:t xml:space="preserve"> وَٱلْمَلَائِكَةُ ٱلَّذِينَ لَمْ يَحْفَظُوا رِيَاسَتَهُمْ، بَلْ تَرَكُوا مَسْكَنَهُمْ حَفِظَهُمْ إِلَى دَيْنُونَةِ ٱلْيَوْمِ ٱلْعَظِيمِ بِقُيُودٍ أَبَدِيَّةٍ تَحْتَ ٱلظَّلَامِ.</w:t>
-      </w:r>
-      <w:r>
-        <w:rPr>
-          <w:lang w:val="ar_AE" w:bidi="ar_AE"/>
-        </w:rPr>
-      </w:r>
-      <w:r>
-        <w:rPr>
-          <w:lang w:val="ar_AE" w:bidi="ar_AE"/>
-        </w:rPr>
+          <w:rtl/>
+          <w:cs/>
+          <w:lang w:val="ar_AE" w:bidi="ar_AE"/>
+        </w:rPr>
+        <w:t>12</w:t>
+      </w:r>
+      <w:r>
+        <w:rPr>
+          <w:rtl/>
+          <w:cs/>
+          <w:lang w:val="ar_AE" w:bidi="ar_AE"/>
+        </w:rPr>
+        <w:t xml:space="preserve"> هَؤُلَاءِ صُخُورٌ فِي وَلَائِمِكُمُ ٱلْمَحَبِّيَّةِ، صَانِعِينَ وَلَائِمَ مَعًا بِلَا خَوْفٍ، رَاعِينَ أَنْفُسَهُمْ. غُيُومٌ بِلَا مَاءٍ تَحْمِلُهَا ٱلرِّيَاحُ. أَشْجَارٌ خَرِيفِيَّةٌ بِلَا ثَمَرٍ مَيِّتَةٌ مُضَاعَفًا، مُقْتَلَعَةٌ.</w:t>
       </w:r>
     </w:p>
     <w:p>
@@ -505,8 +604,27 @@
       </w:pPr>
       <w:r>
         <w:rPr>
-          <w:lang w:val="ar_AE" w:bidi="ar_AE"/>
-        </w:rPr>
+          <w:rtl/>
+          <w:cs/>
+          <w:lang w:val="ar_AE" w:bidi="ar_AE"/>
+        </w:rPr>
+      </w:r>
+      <w:r>
+        <w:rPr>
+          <w:vertAlign w:val="superscript"/>
+          <w:rtl/>
+          <w:cs/>
+          <w:lang w:val="ar_AE" w:bidi="ar_AE"/>
+        </w:rPr>
+        <w:t>13</w:t>
+      </w:r>
+      <w:r>
+        <w:rPr>
+          <w:rtl/>
+          <w:cs/>
+          <w:lang w:val="ar_AE" w:bidi="ar_AE"/>
+        </w:rPr>
+        <w:t xml:space="preserve"> أَمْوَاجُ بَحْرٍ هَائِجَةٌ مُزْبِدَةٌ بِخِزْيِهِمْ. نُجُومٌ تَائِهَةٌ مَحْفُوظٌ لَهَا قَتَامُ ٱلظَّلَامِ إِلَى ٱلْأَبَدِ.</w:t>
       </w:r>
     </w:p>
     <w:p>
@@ -515,31 +633,27 @@
       </w:pPr>
       <w:r>
         <w:rPr>
+          <w:rtl/>
+          <w:cs/>
           <w:lang w:val="ar_AE" w:bidi="ar_AE"/>
         </w:rPr>
       </w:r>
       <w:r>
         <w:rPr>
           <w:vertAlign w:val="superscript"/>
-          <w:lang w:val="ar_AE" w:bidi="ar_AE"/>
-        </w:rPr>
-        <w:t>7</w:t>
-      </w:r>
-      <w:r>
-        <w:rPr>
-          <w:lang w:val="ar_AE" w:bidi="ar_AE"/>
-        </w:rPr>
-        <w:t xml:space="preserve"> كَمَا أَنَّ سَدُومَ وَعَمُورَةَ وَٱلْمُدُنَ ٱلَّتِي حَوْلَهُمَا، إِذْ زَنَتْ عَلَى طَرِيقٍ مِثْلِهِمَا، وَمَضَتْ وَرَاءَ جَسَدٍ آخَرَ، جُعِلَتْ عِبْرَةً، مُكَابِدَةً عِقَابَ نَارٍ أَبَدِيَّةٍ.</w:t>
-      </w:r>
-      <w:r>
-        <w:rPr>
-          <w:lang w:val="ar_AE" w:bidi="ar_AE"/>
-        </w:rPr>
-      </w:r>
-      <w:r>
-        <w:rPr>
-          <w:lang w:val="ar_AE" w:bidi="ar_AE"/>
-        </w:rPr>
+          <w:rtl/>
+          <w:cs/>
+          <w:lang w:val="ar_AE" w:bidi="ar_AE"/>
+        </w:rPr>
+        <w:t>14</w:t>
+      </w:r>
+      <w:r>
+        <w:rPr>
+          <w:rtl/>
+          <w:cs/>
+          <w:lang w:val="ar_AE" w:bidi="ar_AE"/>
+        </w:rPr>
+        <w:t xml:space="preserve"> وَتَنَبَّأَ عَنْ هَؤُلَاءِ أَيْضًا أَخْنُوخُ السَّابِعُ مِنْ آدَمَ قَائِلًا: «هُوَذَا قَدْ جَاءَ ٱلرَّبُّ فِي رَبَوَاتِ قِدِّيسِيهِ،</w:t>
       </w:r>
     </w:p>
     <w:p>
@@ -548,8 +662,27 @@
       </w:pPr>
       <w:r>
         <w:rPr>
-          <w:lang w:val="ar_AE" w:bidi="ar_AE"/>
-        </w:rPr>
+          <w:rtl/>
+          <w:cs/>
+          <w:lang w:val="ar_AE" w:bidi="ar_AE"/>
+        </w:rPr>
+      </w:r>
+      <w:r>
+        <w:rPr>
+          <w:vertAlign w:val="superscript"/>
+          <w:rtl/>
+          <w:cs/>
+          <w:lang w:val="ar_AE" w:bidi="ar_AE"/>
+        </w:rPr>
+        <w:t>15</w:t>
+      </w:r>
+      <w:r>
+        <w:rPr>
+          <w:rtl/>
+          <w:cs/>
+          <w:lang w:val="ar_AE" w:bidi="ar_AE"/>
+        </w:rPr>
+        <w:t xml:space="preserve"> لِيَصْنَعَ دَيْنُونَةً عَلَى ٱلْجَمِيعِ، وَيُعَاقِبَ جَمِيعَ فُجَّارِهِمْ عَلَى جَمِيعِ أَعْمَالِ فُجُورِهِمْ ٱلَّتِي فَجَرُوا بِهَا، وَعَلَى جَمِيعِ ٱلْكَلِمَاتِ ٱلصَّعْبَةِ ٱلَّتِي تَكَلَّمَ بِهَا عَلَيْهِ خُطَاةٌ فُجَّارٌ».</w:t>
       </w:r>
     </w:p>
     <w:p>
@@ -558,31 +691,27 @@
       </w:pPr>
       <w:r>
         <w:rPr>
+          <w:rtl/>
+          <w:cs/>
           <w:lang w:val="ar_AE" w:bidi="ar_AE"/>
         </w:rPr>
       </w:r>
       <w:r>
         <w:rPr>
           <w:vertAlign w:val="superscript"/>
-          <w:lang w:val="ar_AE" w:bidi="ar_AE"/>
-        </w:rPr>
-        <w:t>8</w:t>
-      </w:r>
-      <w:r>
-        <w:rPr>
-          <w:lang w:val="ar_AE" w:bidi="ar_AE"/>
-        </w:rPr>
-        <w:t xml:space="preserve"> وَلَكِنْ كَذَلِكَ هَؤُلَاءِ أَيْضًا، ٱلْمُحْتَلِمُونَ، يُنَجِّسُونَ ٱلْجَسَدَ، وَيَتَهَاوَنُونَ بِٱلسِّيَادَةِ، وَيَفْتَرُونَ عَلَى ذَوِي ٱلْأَمْجَادِ.</w:t>
-      </w:r>
-      <w:r>
-        <w:rPr>
-          <w:lang w:val="ar_AE" w:bidi="ar_AE"/>
-        </w:rPr>
-      </w:r>
-      <w:r>
-        <w:rPr>
-          <w:lang w:val="ar_AE" w:bidi="ar_AE"/>
-        </w:rPr>
+          <w:rtl/>
+          <w:cs/>
+          <w:lang w:val="ar_AE" w:bidi="ar_AE"/>
+        </w:rPr>
+        <w:t>16</w:t>
+      </w:r>
+      <w:r>
+        <w:rPr>
+          <w:rtl/>
+          <w:cs/>
+          <w:lang w:val="ar_AE" w:bidi="ar_AE"/>
+        </w:rPr>
+        <w:t xml:space="preserve"> هَؤُلَاءِ هُمْ مُدَمْدِمُونَ مُتَشَكُّونَ، سَالِكُونَ بِحَسَبِ شَهَوَاتِهِمْ، وَفَمُهُمْ يَتَكَلَّمُ بِعَظَائِمَ، يُحَابُونَ بِٱلْوُجُوهِ مِنْ أَجْلِ ٱلْمَنْفَعَةِ.</w:t>
       </w:r>
     </w:p>
     <w:p>
@@ -591,8 +720,27 @@
       </w:pPr>
       <w:r>
         <w:rPr>
-          <w:lang w:val="ar_AE" w:bidi="ar_AE"/>
-        </w:rPr>
+          <w:rtl/>
+          <w:cs/>
+          <w:lang w:val="ar_AE" w:bidi="ar_AE"/>
+        </w:rPr>
+      </w:r>
+      <w:r>
+        <w:rPr>
+          <w:vertAlign w:val="superscript"/>
+          <w:rtl/>
+          <w:cs/>
+          <w:lang w:val="ar_AE" w:bidi="ar_AE"/>
+        </w:rPr>
+        <w:t>17</w:t>
+      </w:r>
+      <w:r>
+        <w:rPr>
+          <w:rtl/>
+          <w:cs/>
+          <w:lang w:val="ar_AE" w:bidi="ar_AE"/>
+        </w:rPr>
+        <w:t xml:space="preserve"> وَأَمَّا أَنْتُمْ أَيُّهَا ٱلْأَحِبَّاءُ، فَٱذْكُرُوا ٱلْأَقْوَالَ ٱلَّتِي قَالَهَا سَابِقًا رُسُلُ رَبِّنَا يَسُوعَ ٱلْمَسِيحِ.</w:t>
       </w:r>
     </w:p>
     <w:p>
@@ -601,31 +749,27 @@
       </w:pPr>
       <w:r>
         <w:rPr>
+          <w:rtl/>
+          <w:cs/>
           <w:lang w:val="ar_AE" w:bidi="ar_AE"/>
         </w:rPr>
       </w:r>
       <w:r>
         <w:rPr>
           <w:vertAlign w:val="superscript"/>
-          <w:lang w:val="ar_AE" w:bidi="ar_AE"/>
-        </w:rPr>
-        <w:t>9</w:t>
-      </w:r>
-      <w:r>
-        <w:rPr>
-          <w:lang w:val="ar_AE" w:bidi="ar_AE"/>
-        </w:rPr>
-        <w:t xml:space="preserve"> وَأَمَّا مِيخَائِيلُ رَئِيسُ ٱلْمَلَائِكَةِ، فَلَمَّا خَاصَمَ إِبْلِيسَ مُحَاجًّا عَنْ جَسَدِ مُوسَى، لَمْ يَجْسُرْ أَنْ يُورِدَ حُكْمَ ٱفْتِرَاءٍ، بَلْ قَالَ: «لِيَنْتَهِرْكَ ٱلرَّبُّ!».</w:t>
-      </w:r>
-      <w:r>
-        <w:rPr>
-          <w:lang w:val="ar_AE" w:bidi="ar_AE"/>
-        </w:rPr>
-      </w:r>
-      <w:r>
-        <w:rPr>
-          <w:lang w:val="ar_AE" w:bidi="ar_AE"/>
-        </w:rPr>
+          <w:rtl/>
+          <w:cs/>
+          <w:lang w:val="ar_AE" w:bidi="ar_AE"/>
+        </w:rPr>
+        <w:t>18</w:t>
+      </w:r>
+      <w:r>
+        <w:rPr>
+          <w:rtl/>
+          <w:cs/>
+          <w:lang w:val="ar_AE" w:bidi="ar_AE"/>
+        </w:rPr>
+        <w:t xml:space="preserve"> فَإِنَّهُمْ قَالُوا لَكُمْ: «إِنَّهُ فِي ٱلزَّمَانِ ٱلْأَخِيرِ سَيَكُونُ قَوْمٌ مُسْتَهْزِئُونَ، سَالِكِينَ بِحَسَبِ شَهَوَاتِ فُجُورِهِمْ».</w:t>
       </w:r>
     </w:p>
     <w:p>
@@ -634,8 +778,27 @@
       </w:pPr>
       <w:r>
         <w:rPr>
-          <w:lang w:val="ar_AE" w:bidi="ar_AE"/>
-        </w:rPr>
+          <w:rtl/>
+          <w:cs/>
+          <w:lang w:val="ar_AE" w:bidi="ar_AE"/>
+        </w:rPr>
+      </w:r>
+      <w:r>
+        <w:rPr>
+          <w:vertAlign w:val="superscript"/>
+          <w:rtl/>
+          <w:cs/>
+          <w:lang w:val="ar_AE" w:bidi="ar_AE"/>
+        </w:rPr>
+        <w:t>19</w:t>
+      </w:r>
+      <w:r>
+        <w:rPr>
+          <w:rtl/>
+          <w:cs/>
+          <w:lang w:val="ar_AE" w:bidi="ar_AE"/>
+        </w:rPr>
+        <w:t xml:space="preserve"> هَؤُلَاءِ هُمُ ٱلْمُعْتَزِلُونَ بِأَنْفُسِهِمْ، نَفْسَانِيُّونَ لَا رُوحَ لَهُمْ.</w:t>
       </w:r>
     </w:p>
     <w:p>
@@ -644,31 +807,27 @@
       </w:pPr>
       <w:r>
         <w:rPr>
+          <w:rtl/>
+          <w:cs/>
           <w:lang w:val="ar_AE" w:bidi="ar_AE"/>
         </w:rPr>
       </w:r>
       <w:r>
         <w:rPr>
           <w:vertAlign w:val="superscript"/>
-          <w:lang w:val="ar_AE" w:bidi="ar_AE"/>
-        </w:rPr>
-        <w:t>10</w:t>
-      </w:r>
-      <w:r>
-        <w:rPr>
-          <w:lang w:val="ar_AE" w:bidi="ar_AE"/>
-        </w:rPr>
-        <w:t xml:space="preserve"> وَلَكِنَّ هَؤُلَاءِ يَفْتَرُونَ عَلَى مَا لَا يَعْلَمُونَ. وَأَمَّا مَا يَفْهَمُونَهُ بِٱلطَّبِيعَةِ، كَٱلْحَيَوَانَاتِ غَيْرِ ٱلنَّاطِقَةِ، فَفِي ذَلِكَ يَفْسُدُونَ.</w:t>
-      </w:r>
-      <w:r>
-        <w:rPr>
-          <w:lang w:val="ar_AE" w:bidi="ar_AE"/>
-        </w:rPr>
-      </w:r>
-      <w:r>
-        <w:rPr>
-          <w:lang w:val="ar_AE" w:bidi="ar_AE"/>
-        </w:rPr>
+          <w:rtl/>
+          <w:cs/>
+          <w:lang w:val="ar_AE" w:bidi="ar_AE"/>
+        </w:rPr>
+        <w:t>20</w:t>
+      </w:r>
+      <w:r>
+        <w:rPr>
+          <w:rtl/>
+          <w:cs/>
+          <w:lang w:val="ar_AE" w:bidi="ar_AE"/>
+        </w:rPr>
+        <w:t xml:space="preserve"> وَأَمَّا أَنْتُمْ أَيُّهَا ٱلْأَحِبَّاءُ، فَٱبْنُوا أَنْفُسَكُمْ عَلَى إِيمَانِكُمُ ٱلْأَقْدَسِ، مُصَلِّينَ فِي ٱلرُّوحِ ٱلْقُدُسِ،</w:t>
       </w:r>
     </w:p>
     <w:p>
@@ -677,8 +836,27 @@
       </w:pPr>
       <w:r>
         <w:rPr>
-          <w:lang w:val="ar_AE" w:bidi="ar_AE"/>
-        </w:rPr>
+          <w:rtl/>
+          <w:cs/>
+          <w:lang w:val="ar_AE" w:bidi="ar_AE"/>
+        </w:rPr>
+      </w:r>
+      <w:r>
+        <w:rPr>
+          <w:vertAlign w:val="superscript"/>
+          <w:rtl/>
+          <w:cs/>
+          <w:lang w:val="ar_AE" w:bidi="ar_AE"/>
+        </w:rPr>
+        <w:t>21</w:t>
+      </w:r>
+      <w:r>
+        <w:rPr>
+          <w:rtl/>
+          <w:cs/>
+          <w:lang w:val="ar_AE" w:bidi="ar_AE"/>
+        </w:rPr>
+        <w:t xml:space="preserve"> وَٱحْفَظُوا أَنْفُسَكُمْ فِي مَحَبَّةِ ٱللهِ، مُنْتَظِرِينَ رَحْمَةَ رَبِّنَا يَسُوعَ ٱلْمَسِيحِ لِلْحَيَاةِ ٱلْأَبَدِيَّةِ.</w:t>
       </w:r>
     </w:p>
     <w:p>
@@ -687,31 +865,27 @@
       </w:pPr>
       <w:r>
         <w:rPr>
+          <w:rtl/>
+          <w:cs/>
           <w:lang w:val="ar_AE" w:bidi="ar_AE"/>
         </w:rPr>
       </w:r>
       <w:r>
         <w:rPr>
           <w:vertAlign w:val="superscript"/>
-          <w:lang w:val="ar_AE" w:bidi="ar_AE"/>
-        </w:rPr>
-        <w:t>11</w:t>
-      </w:r>
-      <w:r>
-        <w:rPr>
-          <w:lang w:val="ar_AE" w:bidi="ar_AE"/>
-        </w:rPr>
-        <w:t xml:space="preserve"> وَيْلٌ لَهُمْ! لِأَنَّهُمْ سَلَكُوا طَرِيقَ قَايِينَ، وَٱنْصَبُّوا إِلَى ضَلَالَةِ بَلْعَامَ لِأَجْلِ أُجْرَةٍ، وَهَلَكُوا فِي مُشَاجَرَةِ قُورَحَ.</w:t>
-      </w:r>
-      <w:r>
-        <w:rPr>
-          <w:lang w:val="ar_AE" w:bidi="ar_AE"/>
-        </w:rPr>
-      </w:r>
-      <w:r>
-        <w:rPr>
-          <w:lang w:val="ar_AE" w:bidi="ar_AE"/>
-        </w:rPr>
+          <w:rtl/>
+          <w:cs/>
+          <w:lang w:val="ar_AE" w:bidi="ar_AE"/>
+        </w:rPr>
+        <w:t>22</w:t>
+      </w:r>
+      <w:r>
+        <w:rPr>
+          <w:rtl/>
+          <w:cs/>
+          <w:lang w:val="ar_AE" w:bidi="ar_AE"/>
+        </w:rPr>
+        <w:t xml:space="preserve"> وَٱرْحَمُوا ٱلْبَعْضَ مُمَيِّزِينَ،</w:t>
       </w:r>
     </w:p>
     <w:p>
@@ -720,8 +894,27 @@
       </w:pPr>
       <w:r>
         <w:rPr>
-          <w:lang w:val="ar_AE" w:bidi="ar_AE"/>
-        </w:rPr>
+          <w:rtl/>
+          <w:cs/>
+          <w:lang w:val="ar_AE" w:bidi="ar_AE"/>
+        </w:rPr>
+      </w:r>
+      <w:r>
+        <w:rPr>
+          <w:vertAlign w:val="superscript"/>
+          <w:rtl/>
+          <w:cs/>
+          <w:lang w:val="ar_AE" w:bidi="ar_AE"/>
+        </w:rPr>
+        <w:t>23</w:t>
+      </w:r>
+      <w:r>
+        <w:rPr>
+          <w:rtl/>
+          <w:cs/>
+          <w:lang w:val="ar_AE" w:bidi="ar_AE"/>
+        </w:rPr>
+        <w:t xml:space="preserve"> وَخَلِّصُوا ٱلْبَعْضَ بِٱلْخَوْفِ، مُخْتَطِفِينَ مِنَ ٱلنَّارِ، مُبْغِضِينَ حَتَّى ٱلثَّوْبَ ٱلْمُدَنَّسَ مِنَ ٱلْجَسَدِ.</w:t>
       </w:r>
     </w:p>
     <w:p>
@@ -730,31 +923,27 @@
       </w:pPr>
       <w:r>
         <w:rPr>
+          <w:rtl/>
+          <w:cs/>
           <w:lang w:val="ar_AE" w:bidi="ar_AE"/>
         </w:rPr>
       </w:r>
       <w:r>
         <w:rPr>
           <w:vertAlign w:val="superscript"/>
-          <w:lang w:val="ar_AE" w:bidi="ar_AE"/>
-        </w:rPr>
-        <w:t>12</w:t>
-      </w:r>
-      <w:r>
-        <w:rPr>
-          <w:lang w:val="ar_AE" w:bidi="ar_AE"/>
-        </w:rPr>
-        <w:t xml:space="preserve"> هَؤُلَاءِ صُخُورٌ فِي وَلَائِمِكُمُ ٱلْمَحَبِّيَّةِ، صَانِعِينَ وَلَائِمَ مَعًا بِلَا خَوْفٍ، رَاعِينَ أَنْفُسَهُمْ. غُيُومٌ بِلَا مَاءٍ تَحْمِلُهَا ٱلرِّيَاحُ. أَشْجَارٌ خَرِيفِيَّةٌ بِلَا ثَمَرٍ مَيِّتَةٌ مُضَاعَفًا، مُقْتَلَعَةٌ.</w:t>
-      </w:r>
-      <w:r>
-        <w:rPr>
-          <w:lang w:val="ar_AE" w:bidi="ar_AE"/>
-        </w:rPr>
-      </w:r>
-      <w:r>
-        <w:rPr>
-          <w:lang w:val="ar_AE" w:bidi="ar_AE"/>
-        </w:rPr>
+          <w:rtl/>
+          <w:cs/>
+          <w:lang w:val="ar_AE" w:bidi="ar_AE"/>
+        </w:rPr>
+        <w:t>24</w:t>
+      </w:r>
+      <w:r>
+        <w:rPr>
+          <w:rtl/>
+          <w:cs/>
+          <w:lang w:val="ar_AE" w:bidi="ar_AE"/>
+        </w:rPr>
+        <w:t xml:space="preserve"> وَٱلْقَادِرُ أَنْ يَحْفَظَكُمْ غَيْرَ عَاثِرِينَ، وَيُوقِفَكُمْ أَمَامَ مَجْدِهِ بِلَا عَيْبٍ فِي ٱلِٱبْتِهَاجِ،</w:t>
       </w:r>
     </w:p>
     <w:p>
@@ -763,557 +952,27 @@
       </w:pPr>
       <w:r>
         <w:rPr>
-          <w:lang w:val="ar_AE" w:bidi="ar_AE"/>
-        </w:rPr>
-      </w:r>
-    </w:p>
-    <w:p>
-      <w:pPr>
-        <w:bidi/>
-      </w:pPr>
-      <w:r>
-        <w:rPr>
+          <w:rtl/>
+          <w:cs/>
           <w:lang w:val="ar_AE" w:bidi="ar_AE"/>
         </w:rPr>
       </w:r>
       <w:r>
         <w:rPr>
           <w:vertAlign w:val="superscript"/>
-          <w:lang w:val="ar_AE" w:bidi="ar_AE"/>
-        </w:rPr>
-        <w:t>13</w:t>
-      </w:r>
-      <w:r>
-        <w:rPr>
-          <w:lang w:val="ar_AE" w:bidi="ar_AE"/>
-        </w:rPr>
-        <w:t xml:space="preserve"> أَمْوَاجُ بَحْرٍ هَائِجَةٌ مُزْبِدَةٌ بِخِزْيِهِمْ. نُجُومٌ تَائِهَةٌ مَحْفُوظٌ لَهَا قَتَامُ ٱلظَّلَامِ إِلَى ٱلْأَبَدِ.</w:t>
-      </w:r>
-      <w:r>
-        <w:rPr>
-          <w:lang w:val="ar_AE" w:bidi="ar_AE"/>
-        </w:rPr>
-      </w:r>
-      <w:r>
-        <w:rPr>
-          <w:lang w:val="ar_AE" w:bidi="ar_AE"/>
-        </w:rPr>
-      </w:r>
-    </w:p>
-    <w:p>
-      <w:pPr>
-        <w:bidi/>
-      </w:pPr>
-      <w:r>
-        <w:rPr>
-          <w:lang w:val="ar_AE" w:bidi="ar_AE"/>
-        </w:rPr>
-      </w:r>
-    </w:p>
-    <w:p>
-      <w:pPr>
-        <w:bidi/>
-      </w:pPr>
-      <w:r>
-        <w:rPr>
-          <w:lang w:val="ar_AE" w:bidi="ar_AE"/>
-        </w:rPr>
-      </w:r>
-      <w:r>
-        <w:rPr>
-          <w:vertAlign w:val="superscript"/>
-          <w:lang w:val="ar_AE" w:bidi="ar_AE"/>
-        </w:rPr>
-        <w:t>14</w:t>
-      </w:r>
-      <w:r>
-        <w:rPr>
-          <w:lang w:val="ar_AE" w:bidi="ar_AE"/>
-        </w:rPr>
-        <w:t xml:space="preserve"> وَتَنَبَّأَ عَنْ هَؤُلَاءِ أَيْضًا أَخْنُوخُ السَّابِعُ مِنْ آدَمَ قَائِلًا: «هُوَذَا قَدْ جَاءَ ٱلرَّبُّ فِي رَبَوَاتِ قِدِّيسِيهِ،</w:t>
-      </w:r>
-      <w:r>
-        <w:rPr>
-          <w:lang w:val="ar_AE" w:bidi="ar_AE"/>
-        </w:rPr>
-      </w:r>
-      <w:r>
-        <w:rPr>
-          <w:lang w:val="ar_AE" w:bidi="ar_AE"/>
-        </w:rPr>
-      </w:r>
-    </w:p>
-    <w:p>
-      <w:pPr>
-        <w:bidi/>
-      </w:pPr>
-      <w:r>
-        <w:rPr>
-          <w:lang w:val="ar_AE" w:bidi="ar_AE"/>
-        </w:rPr>
-      </w:r>
-    </w:p>
-    <w:p>
-      <w:pPr>
-        <w:bidi/>
-      </w:pPr>
-      <w:r>
-        <w:rPr>
-          <w:lang w:val="ar_AE" w:bidi="ar_AE"/>
-        </w:rPr>
-      </w:r>
-      <w:r>
-        <w:rPr>
-          <w:vertAlign w:val="superscript"/>
-          <w:lang w:val="ar_AE" w:bidi="ar_AE"/>
-        </w:rPr>
-        <w:t>15</w:t>
-      </w:r>
-      <w:r>
-        <w:rPr>
-          <w:lang w:val="ar_AE" w:bidi="ar_AE"/>
-        </w:rPr>
-        <w:t xml:space="preserve"> لِيَصْنَعَ دَيْنُونَةً عَلَى ٱلْجَمِيعِ، وَيُعَاقِبَ جَمِيعَ فُجَّارِهِمْ عَلَى جَمِيعِ أَعْمَالِ فُجُورِهِمْ ٱلَّتِي فَجَرُوا بِهَا، وَعَلَى جَمِيعِ ٱلْكَلِمَاتِ ٱلصَّعْبَةِ ٱلَّتِي تَكَلَّمَ بِهَا عَلَيْهِ خُطَاةٌ فُجَّارٌ».</w:t>
-      </w:r>
-      <w:r>
-        <w:rPr>
-          <w:lang w:val="ar_AE" w:bidi="ar_AE"/>
-        </w:rPr>
-      </w:r>
-      <w:r>
-        <w:rPr>
-          <w:lang w:val="ar_AE" w:bidi="ar_AE"/>
-        </w:rPr>
-      </w:r>
-    </w:p>
-    <w:p>
-      <w:pPr>
-        <w:bidi/>
-      </w:pPr>
-      <w:r>
-        <w:rPr>
-          <w:lang w:val="ar_AE" w:bidi="ar_AE"/>
-        </w:rPr>
-      </w:r>
-    </w:p>
-    <w:p>
-      <w:pPr>
-        <w:bidi/>
-      </w:pPr>
-      <w:r>
-        <w:rPr>
-          <w:lang w:val="ar_AE" w:bidi="ar_AE"/>
-        </w:rPr>
-      </w:r>
-      <w:r>
-        <w:rPr>
-          <w:vertAlign w:val="superscript"/>
-          <w:lang w:val="ar_AE" w:bidi="ar_AE"/>
-        </w:rPr>
-        <w:t>16</w:t>
-      </w:r>
-      <w:r>
-        <w:rPr>
-          <w:lang w:val="ar_AE" w:bidi="ar_AE"/>
-        </w:rPr>
-        <w:t xml:space="preserve"> هَؤُلَاءِ هُمْ مُدَمْدِمُونَ مُتَشَكُّونَ، سَالِكُونَ بِحَسَبِ شَهَوَاتِهِمْ، وَفَمُهُمْ يَتَكَلَّمُ بِعَظَائِمَ، يُحَابُونَ بِٱلْوُجُوهِ مِنْ أَجْلِ ٱلْمَنْفَعَةِ.</w:t>
-      </w:r>
-      <w:r>
-        <w:rPr>
-          <w:lang w:val="ar_AE" w:bidi="ar_AE"/>
-        </w:rPr>
-      </w:r>
-      <w:r>
-        <w:rPr>
-          <w:lang w:val="ar_AE" w:bidi="ar_AE"/>
-        </w:rPr>
-      </w:r>
-    </w:p>
-    <w:p>
-      <w:pPr>
-        <w:bidi/>
-      </w:pPr>
-      <w:r>
-        <w:rPr>
-          <w:lang w:val="ar_AE" w:bidi="ar_AE"/>
-        </w:rPr>
-      </w:r>
-    </w:p>
-    <w:p>
-      <w:pPr>
-        <w:bidi/>
-      </w:pPr>
-      <w:r>
-        <w:rPr>
-          <w:lang w:val="ar_AE" w:bidi="ar_AE"/>
-        </w:rPr>
-      </w:r>
-      <w:r>
-        <w:rPr>
-          <w:vertAlign w:val="superscript"/>
-          <w:lang w:val="ar_AE" w:bidi="ar_AE"/>
-        </w:rPr>
-        <w:t>17</w:t>
-      </w:r>
-      <w:r>
-        <w:rPr>
-          <w:lang w:val="ar_AE" w:bidi="ar_AE"/>
-        </w:rPr>
-        <w:t xml:space="preserve"> وَأَمَّا أَنْتُمْ أَيُّهَا ٱلْأَحِبَّاءُ، فَٱذْكُرُوا ٱلْأَقْوَالَ ٱلَّتِي قَالَهَا سَابِقًا رُسُلُ رَبِّنَا يَسُوعَ ٱلْمَسِيحِ.</w:t>
-      </w:r>
-      <w:r>
-        <w:rPr>
-          <w:lang w:val="ar_AE" w:bidi="ar_AE"/>
-        </w:rPr>
-      </w:r>
-      <w:r>
-        <w:rPr>
-          <w:lang w:val="ar_AE" w:bidi="ar_AE"/>
-        </w:rPr>
-      </w:r>
-    </w:p>
-    <w:p>
-      <w:pPr>
-        <w:bidi/>
-      </w:pPr>
-      <w:r>
-        <w:rPr>
-          <w:lang w:val="ar_AE" w:bidi="ar_AE"/>
-        </w:rPr>
-      </w:r>
-    </w:p>
-    <w:p>
-      <w:pPr>
-        <w:bidi/>
-      </w:pPr>
-      <w:r>
-        <w:rPr>
-          <w:lang w:val="ar_AE" w:bidi="ar_AE"/>
-        </w:rPr>
-      </w:r>
-      <w:r>
-        <w:rPr>
-          <w:vertAlign w:val="superscript"/>
-          <w:lang w:val="ar_AE" w:bidi="ar_AE"/>
-        </w:rPr>
-        <w:t>18</w:t>
-      </w:r>
-      <w:r>
-        <w:rPr>
-          <w:lang w:val="ar_AE" w:bidi="ar_AE"/>
-        </w:rPr>
-        <w:t xml:space="preserve"> فَإِنَّهُمْ قَالُوا لَكُمْ: «إِنَّهُ فِي ٱلزَّمَانِ ٱلْأَخِيرِ سَيَكُونُ قَوْمٌ مُسْتَهْزِئُونَ، سَالِكِينَ بِحَسَبِ شَهَوَاتِ فُجُورِهِمْ».</w:t>
-      </w:r>
-      <w:r>
-        <w:rPr>
-          <w:lang w:val="ar_AE" w:bidi="ar_AE"/>
-        </w:rPr>
-      </w:r>
-      <w:r>
-        <w:rPr>
-          <w:lang w:val="ar_AE" w:bidi="ar_AE"/>
-        </w:rPr>
-      </w:r>
-    </w:p>
-    <w:p>
-      <w:pPr>
-        <w:bidi/>
-      </w:pPr>
-      <w:r>
-        <w:rPr>
-          <w:lang w:val="ar_AE" w:bidi="ar_AE"/>
-        </w:rPr>
-      </w:r>
-    </w:p>
-    <w:p>
-      <w:pPr>
-        <w:bidi/>
-      </w:pPr>
-      <w:r>
-        <w:rPr>
-          <w:lang w:val="ar_AE" w:bidi="ar_AE"/>
-        </w:rPr>
-      </w:r>
-      <w:r>
-        <w:rPr>
-          <w:vertAlign w:val="superscript"/>
-          <w:lang w:val="ar_AE" w:bidi="ar_AE"/>
-        </w:rPr>
-        <w:t>19</w:t>
-      </w:r>
-      <w:r>
-        <w:rPr>
-          <w:lang w:val="ar_AE" w:bidi="ar_AE"/>
-        </w:rPr>
-        <w:t xml:space="preserve"> هَؤُلَاءِ هُمُ ٱلْمُعْتَزِلُونَ بِأَنْفُسِهِمْ، نَفْسَانِيُّونَ لَا رُوحَ لَهُمْ.</w:t>
-      </w:r>
-      <w:r>
-        <w:rPr>
-          <w:lang w:val="ar_AE" w:bidi="ar_AE"/>
-        </w:rPr>
-      </w:r>
-      <w:r>
-        <w:rPr>
-          <w:lang w:val="ar_AE" w:bidi="ar_AE"/>
-        </w:rPr>
-      </w:r>
-    </w:p>
-    <w:p>
-      <w:pPr>
-        <w:bidi/>
-      </w:pPr>
-      <w:r>
-        <w:rPr>
-          <w:lang w:val="ar_AE" w:bidi="ar_AE"/>
-        </w:rPr>
-      </w:r>
-    </w:p>
-    <w:p>
-      <w:pPr>
-        <w:bidi/>
-      </w:pPr>
-      <w:r>
-        <w:rPr>
-          <w:lang w:val="ar_AE" w:bidi="ar_AE"/>
-        </w:rPr>
-      </w:r>
-      <w:r>
-        <w:rPr>
-          <w:vertAlign w:val="superscript"/>
-          <w:lang w:val="ar_AE" w:bidi="ar_AE"/>
-        </w:rPr>
-        <w:t>20</w:t>
-      </w:r>
-      <w:r>
-        <w:rPr>
-          <w:lang w:val="ar_AE" w:bidi="ar_AE"/>
-        </w:rPr>
-        <w:t xml:space="preserve"> وَأَمَّا أَنْتُمْ أَيُّهَا ٱلْأَحِبَّاءُ، فَٱبْنُوا أَنْفُسَكُمْ عَلَى إِيمَانِكُمُ ٱلْأَقْدَسِ، مُصَلِّينَ فِي ٱلرُّوحِ ٱلْقُدُسِ،</w:t>
-      </w:r>
-      <w:r>
-        <w:rPr>
-          <w:lang w:val="ar_AE" w:bidi="ar_AE"/>
-        </w:rPr>
-      </w:r>
-      <w:r>
-        <w:rPr>
-          <w:lang w:val="ar_AE" w:bidi="ar_AE"/>
-        </w:rPr>
-      </w:r>
-    </w:p>
-    <w:p>
-      <w:pPr>
-        <w:bidi/>
-      </w:pPr>
-      <w:r>
-        <w:rPr>
-          <w:lang w:val="ar_AE" w:bidi="ar_AE"/>
-        </w:rPr>
-      </w:r>
-    </w:p>
-    <w:p>
-      <w:pPr>
-        <w:bidi/>
-      </w:pPr>
-      <w:r>
-        <w:rPr>
-          <w:lang w:val="ar_AE" w:bidi="ar_AE"/>
-        </w:rPr>
-      </w:r>
-      <w:r>
-        <w:rPr>
-          <w:vertAlign w:val="superscript"/>
-          <w:lang w:val="ar_AE" w:bidi="ar_AE"/>
-        </w:rPr>
-        <w:t>21</w:t>
-      </w:r>
-      <w:r>
-        <w:rPr>
-          <w:lang w:val="ar_AE" w:bidi="ar_AE"/>
-        </w:rPr>
-        <w:t xml:space="preserve"> وَٱحْفَظُوا أَنْفُسَكُمْ فِي مَحَبَّةِ ٱللهِ، مُنْتَظِرِينَ رَحْمَةَ رَبِّنَا يَسُوعَ ٱلْمَسِيحِ لِلْحَيَاةِ ٱلْأَبَدِيَّةِ.</w:t>
-      </w:r>
-      <w:r>
-        <w:rPr>
-          <w:lang w:val="ar_AE" w:bidi="ar_AE"/>
-        </w:rPr>
-      </w:r>
-      <w:r>
-        <w:rPr>
-          <w:lang w:val="ar_AE" w:bidi="ar_AE"/>
-        </w:rPr>
-      </w:r>
-    </w:p>
-    <w:p>
-      <w:pPr>
-        <w:bidi/>
-      </w:pPr>
-      <w:r>
-        <w:rPr>
-          <w:lang w:val="ar_AE" w:bidi="ar_AE"/>
-        </w:rPr>
-      </w:r>
-    </w:p>
-    <w:p>
-      <w:pPr>
-        <w:bidi/>
-      </w:pPr>
-      <w:r>
-        <w:rPr>
-          <w:lang w:val="ar_AE" w:bidi="ar_AE"/>
-        </w:rPr>
-      </w:r>
-      <w:r>
-        <w:rPr>
-          <w:vertAlign w:val="superscript"/>
-          <w:lang w:val="ar_AE" w:bidi="ar_AE"/>
-        </w:rPr>
-        <w:t>22</w:t>
-      </w:r>
-      <w:r>
-        <w:rPr>
-          <w:lang w:val="ar_AE" w:bidi="ar_AE"/>
-        </w:rPr>
-        <w:t xml:space="preserve"> وَٱرْحَمُوا ٱلْبَعْضَ مُمَيِّزِينَ،</w:t>
-      </w:r>
-      <w:r>
-        <w:rPr>
-          <w:lang w:val="ar_AE" w:bidi="ar_AE"/>
-        </w:rPr>
-      </w:r>
-      <w:r>
-        <w:rPr>
-          <w:lang w:val="ar_AE" w:bidi="ar_AE"/>
-        </w:rPr>
-      </w:r>
-    </w:p>
-    <w:p>
-      <w:pPr>
-        <w:bidi/>
-      </w:pPr>
-      <w:r>
-        <w:rPr>
-          <w:lang w:val="ar_AE" w:bidi="ar_AE"/>
-        </w:rPr>
-      </w:r>
-    </w:p>
-    <w:p>
-      <w:pPr>
-        <w:bidi/>
-      </w:pPr>
-      <w:r>
-        <w:rPr>
-          <w:lang w:val="ar_AE" w:bidi="ar_AE"/>
-        </w:rPr>
-      </w:r>
-      <w:r>
-        <w:rPr>
-          <w:vertAlign w:val="superscript"/>
-          <w:lang w:val="ar_AE" w:bidi="ar_AE"/>
-        </w:rPr>
-        <w:t>23</w:t>
-      </w:r>
-      <w:r>
-        <w:rPr>
-          <w:lang w:val="ar_AE" w:bidi="ar_AE"/>
-        </w:rPr>
-        <w:t xml:space="preserve"> وَخَلِّصُوا ٱلْبَعْضَ بِٱلْخَوْفِ، مُخْتَطِفِينَ مِنَ ٱلنَّارِ، مُبْغِضِينَ حَتَّى ٱلثَّوْبَ ٱلْمُدَنَّسَ مِنَ ٱلْجَسَدِ.</w:t>
-      </w:r>
-      <w:r>
-        <w:rPr>
-          <w:lang w:val="ar_AE" w:bidi="ar_AE"/>
-        </w:rPr>
-      </w:r>
-      <w:r>
-        <w:rPr>
-          <w:lang w:val="ar_AE" w:bidi="ar_AE"/>
-        </w:rPr>
-      </w:r>
-    </w:p>
-    <w:p>
-      <w:pPr>
-        <w:bidi/>
-      </w:pPr>
-      <w:r>
-        <w:rPr>
-          <w:lang w:val="ar_AE" w:bidi="ar_AE"/>
-        </w:rPr>
-      </w:r>
-    </w:p>
-    <w:p>
-      <w:pPr>
-        <w:bidi/>
-      </w:pPr>
-      <w:r>
-        <w:rPr>
-          <w:lang w:val="ar_AE" w:bidi="ar_AE"/>
-        </w:rPr>
-      </w:r>
-      <w:r>
-        <w:rPr>
-          <w:vertAlign w:val="superscript"/>
-          <w:lang w:val="ar_AE" w:bidi="ar_AE"/>
-        </w:rPr>
-        <w:t>24</w:t>
-      </w:r>
-      <w:r>
-        <w:rPr>
-          <w:lang w:val="ar_AE" w:bidi="ar_AE"/>
-        </w:rPr>
-        <w:t xml:space="preserve"> وَٱلْقَادِرُ أَنْ يَحْفَظَكُمْ غَيْرَ عَاثِرِينَ، وَيُوقِفَكُمْ أَمَامَ مَجْدِهِ بِلَا عَيْبٍ فِي ٱلِٱبْتِهَاجِ،</w:t>
-      </w:r>
-      <w:r>
-        <w:rPr>
-          <w:lang w:val="ar_AE" w:bidi="ar_AE"/>
-        </w:rPr>
-      </w:r>
-      <w:r>
-        <w:rPr>
-          <w:lang w:val="ar_AE" w:bidi="ar_AE"/>
-        </w:rPr>
-      </w:r>
-    </w:p>
-    <w:p>
-      <w:pPr>
-        <w:bidi/>
-      </w:pPr>
-      <w:r>
-        <w:rPr>
-          <w:lang w:val="ar_AE" w:bidi="ar_AE"/>
-        </w:rPr>
-      </w:r>
-    </w:p>
-    <w:p>
-      <w:pPr>
-        <w:bidi/>
-      </w:pPr>
-      <w:r>
-        <w:rPr>
-          <w:lang w:val="ar_AE" w:bidi="ar_AE"/>
-        </w:rPr>
-      </w:r>
-      <w:r>
-        <w:rPr>
-          <w:vertAlign w:val="superscript"/>
+          <w:rtl/>
+          <w:cs/>
           <w:lang w:val="ar_AE" w:bidi="ar_AE"/>
         </w:rPr>
         <w:t>25</w:t>
       </w:r>
       <w:r>
         <w:rPr>
+          <w:rtl/>
+          <w:cs/>
           <w:lang w:val="ar_AE" w:bidi="ar_AE"/>
         </w:rPr>
         <w:t xml:space="preserve"> ٱلْإِلَهُ ٱلْحَكِيمُ ٱلْوَحِيدُ مُخَلِّصُنَا، لَهُ ٱلْمَجْدُ وَٱلْعَظَمَةُ وَٱلْقُدْرَةُ وَٱلسُّلْطَانُ، ٱلْآنَ وَإِلَى كُلِّ ٱلدُّهُورِ. آمِينَ.</w:t>
-      </w:r>
-      <w:r>
-        <w:rPr>
-          <w:lang w:val="ar_AE" w:bidi="ar_AE"/>
-        </w:rPr>
-      </w:r>
-      <w:r>
-        <w:rPr>
-          <w:lang w:val="ar_AE" w:bidi="ar_AE"/>
-        </w:rPr>
       </w:r>
     </w:p>
     <w:sectPr>
